--- a/deliverables/exports/00-conflicts-to-resolve.docx
+++ b/deliverables/exports/00-conflicts-to-resolve.docx
@@ -37,7 +37,12 @@
     </w:p>
     <w:p>
       <w:r>
-        <w:t>**None of these has been resolved unilaterally.** The dashboards still say what they said. Where a conflict touches a file, the file now carries a pointer to the conflict number rather than a silent edit.</w:t>
+        <w:t>&gt; **ALL EIGHT ARE NOW RESOLVED.** Decisions and their consequences are recorded in &gt; `00-RESOLUTIONS.md`, and the dashboards have been rebuilt accordingly. This &gt; document is kept unchanged below because it is the reasoning that produced those &gt; decisions, and rewriting it would erase the argument.</w:t>
+      </w:r>
+    </w:p>
+    <w:p>
+      <w:r>
+        <w:t>**None of these was resolved unilaterally at the time of writing.** The dashboards then still said what they said. Where a conflict touched a file, the file carried a pointer to the conflict number rather than a silent edit.</w:t>
       </w:r>
     </w:p>
     <w:p>
